--- a/data/ai_paras/AI_para_125.docx
+++ b/data/ai_paras/AI_para_125.docx
@@ -4,7 +4,7 @@
   <w:body>
     <w:p>
       <w:r>
-        <w:t>The initial meeting took place in a modern office building, where I was introduced to colleagues from various cultural backgrounds. As I navigated the room, I noticed the diverse array of communication styles, each influenced by unique cultural norms (Ref-s516352). Some colleagues preferred direct eye contact and firm handshakes, while others opted for more reserved gestures, such as slight nods and soft-spoken greetings. This diversity was initially overwhelming, as I struggled to interpret these signals and adapt my own communication style accordingly. However, it was precisely this environment of cultural convergence that set the stage for a meaningful exchange of ideas and perspectives, challenging my preconceived notions about effective communication.</w:t>
+        <w:t>The journey began on a warm summer evening in a bustling city halfway across the world from my hometown. I had just arrived for an international internship, eager yet apprehensive about the cultural landscape I would soon navigate. The vibrant streets, filled with unfamiliar sounds and sights, set the stage for an encounter that would forever alter my perception of cultural differences. In this new environment, I was introduced to a diverse group of colleagues, each bringing distinct cultural backgrounds to the forefront of our interactions. This initial meeting was not just a convergence of people but also of varied worldviews, setting the foundation for a transformative experience in understanding communication across cultures (Ref-u745612).</w:t>
       </w:r>
     </w:p>
     <w:sectPr>
